--- a/Research_Archive/WS1/docx/SIC_WS1-v1.0_CrossSectorSynthesis-and-Ranking.docx
+++ b/Research_Archive/WS1/docx/SIC_WS1-v1.0_CrossSectorSynthesis-and-Ranking.docx
@@ -27,7 +27,7 @@
         </w:r>
       </w:hyperlink>
     </w:p>
-    <w:bookmarkStart w:id="29" w:name="Xfa9ac20822541826d2f232db9ff9a861a40c8b9"/>
+    <w:bookmarkStart w:id="32" w:name="Xfa9ac20822541826d2f232db9ff9a861a40c8b9"/>
     <w:p>
       <w:pPr>
         <w:pStyle w:val="Heading1"/>
@@ -318,7 +318,7 @@
       </w:r>
     </w:p>
     <w:bookmarkEnd w:id="22"/>
-    <w:bookmarkStart w:id="23" w:name="b.-updated-investability-ranking"/>
+    <w:bookmarkStart w:id="26" w:name="b.-updated-investability-ranking"/>
     <w:p>
       <w:pPr>
         <w:pStyle w:val="Heading2"/>
@@ -361,6 +361,61 @@
       </w:r>
       <w:r>
         <w:t xml:space="preserve">. Movement is shown relative to that original ranking, which was based on the earlier, thinner Sector 2–8 drafts.</w:t>
+      </w:r>
+    </w:p>
+    <w:p>
+      <w:pPr>
+        <w:pStyle w:val="CaptionedFigure"/>
+      </w:pPr>
+      <w:r>
+        <w:drawing>
+          <wp:inline>
+            <wp:extent cx="5334000" cy="2918603"/>
+            <wp:effectExtent b="0" l="0" r="0" t="0"/>
+            <wp:docPr descr="Figure 1. Updated investability ranking, all eight sectors" title="" id="24" name="Picture"/>
+            <a:graphic>
+              <a:graphicData uri="http://schemas.openxmlformats.org/drawingml/2006/picture">
+                <pic:pic>
+                  <pic:nvPicPr>
+                    <pic:cNvPr descr="/home/user/felei/Research_Archive/WS1/docx/figures/synth_fig1_ranking.png" id="25" name="Picture"/>
+                    <pic:cNvPicPr>
+                      <a:picLocks noChangeArrowheads="1" noChangeAspect="1"/>
+                    </pic:cNvPicPr>
+                  </pic:nvPicPr>
+                  <pic:blipFill>
+                    <a:blip r:embed="rId23"/>
+                    <a:stretch>
+                      <a:fillRect/>
+                    </a:stretch>
+                  </pic:blipFill>
+                  <pic:spPr bwMode="auto">
+                    <a:xfrm>
+                      <a:off x="0" y="0"/>
+                      <a:ext cx="5334000" cy="2918603"/>
+                    </a:xfrm>
+                    <a:prstGeom prst="rect">
+                      <a:avLst/>
+                    </a:prstGeom>
+                    <a:noFill/>
+                    <a:ln w="9525">
+                      <a:noFill/>
+                      <a:headEnd/>
+                      <a:tailEnd/>
+                    </a:ln>
+                  </pic:spPr>
+                </pic:pic>
+              </a:graphicData>
+            </a:graphic>
+          </wp:inline>
+        </w:drawing>
+      </w:r>
+    </w:p>
+    <w:p>
+      <w:pPr>
+        <w:pStyle w:val="ImageCaption"/>
+      </w:pPr>
+      <w:r>
+        <w:t xml:space="preserve">Figure 1. Updated investability ranking, all eight sectors</w:t>
       </w:r>
     </w:p>
     <w:tbl>
@@ -1182,8 +1237,8 @@
         </w:pict>
       </w:r>
     </w:p>
-    <w:bookmarkEnd w:id="23"/>
-    <w:bookmarkStart w:id="24" w:name="X9c4b8946311df3848d0ad9d6f648cbdc53d0aa1"/>
+    <w:bookmarkEnd w:id="26"/>
+    <w:bookmarkStart w:id="27" w:name="X9c4b8946311df3848d0ad9d6f648cbdc53d0aa1"/>
     <w:p>
       <w:pPr>
         <w:pStyle w:val="Heading2"/>
@@ -1526,8 +1581,8 @@
         </w:pict>
       </w:r>
     </w:p>
-    <w:bookmarkEnd w:id="24"/>
-    <w:bookmarkStart w:id="25" w:name="Xd09cbbdf045c2e0e4bf118372f5979011b32bb2"/>
+    <w:bookmarkEnd w:id="27"/>
+    <w:bookmarkStart w:id="28" w:name="Xd09cbbdf045c2e0e4bf118372f5979011b32bb2"/>
     <w:p>
       <w:pPr>
         <w:pStyle w:val="Heading2"/>
@@ -1806,8 +1861,8 @@
         </w:pict>
       </w:r>
     </w:p>
-    <w:bookmarkEnd w:id="25"/>
-    <w:bookmarkStart w:id="26" w:name="X4346c9cc6b92057947029aa00deb6ccac62ceb4"/>
+    <w:bookmarkEnd w:id="28"/>
+    <w:bookmarkStart w:id="29" w:name="X4346c9cc6b92057947029aa00deb6ccac62ceb4"/>
     <w:p>
       <w:pPr>
         <w:pStyle w:val="Heading2"/>
@@ -1907,8 +1962,8 @@
         </w:pict>
       </w:r>
     </w:p>
-    <w:bookmarkEnd w:id="26"/>
-    <w:bookmarkStart w:id="27" w:name="f.-updated-recommendations-table"/>
+    <w:bookmarkEnd w:id="29"/>
+    <w:bookmarkStart w:id="30" w:name="f.-updated-recommendations-table"/>
     <w:p>
       <w:pPr>
         <w:pStyle w:val="Heading2"/>
@@ -2342,8 +2397,8 @@
         </w:pict>
       </w:r>
     </w:p>
-    <w:bookmarkEnd w:id="27"/>
-    <w:bookmarkStart w:id="28" w:name="X978d26b362c82d046286baf3d4b33e8f1e46e9d"/>
+    <w:bookmarkEnd w:id="30"/>
+    <w:bookmarkStart w:id="31" w:name="X978d26b362c82d046286baf3d4b33e8f1e46e9d"/>
     <w:p>
       <w:pPr>
         <w:pStyle w:val="Heading2"/>
@@ -2471,8 +2526,8 @@
         <w:t xml:space="preserve">on the fisheries sector’s actual private pipeline beyond Sierra Fishing Company (Sector 4) are both flagged as direct-engagement items desk research cannot resolve further.</w:t>
       </w:r>
     </w:p>
-    <w:bookmarkEnd w:id="28"/>
-    <w:bookmarkEnd w:id="29"/>
+    <w:bookmarkEnd w:id="31"/>
+    <w:bookmarkEnd w:id="32"/>
     <w:sectPr/>
   </w:body>
 </w:document>

--- a/Research_Archive/WS1/docx/SIC_WS1-v1.0_CrossSectorSynthesis-and-Ranking.docx
+++ b/Research_Archive/WS1/docx/SIC_WS1-v1.0_CrossSectorSynthesis-and-Ranking.docx
@@ -36,13 +36,13 @@
         <w:t xml:space="preserve">Sector Investability Assessment — Cross-Sector Synthesis and Ranking</w:t>
       </w:r>
     </w:p>
-    <w:bookmarkStart w:id="21" w:name="sierra-leone-all-eight-sectors-ws1-v1.0"/>
+    <w:bookmarkStart w:id="21" w:name="X41b31d540a627265aab8b15e686aa6cd9f1c6a5"/>
     <w:p>
       <w:pPr>
         <w:pStyle w:val="Heading2"/>
       </w:pPr>
       <w:r>
-        <w:t xml:space="preserve">Sierra Leone — All Eight Sectors, WS1-v1.0</w:t>
+        <w:t xml:space="preserve">Sierra Leone — All Nine Sectors, WS1-v1.0 (updated)</w:t>
       </w:r>
     </w:p>
     <w:p>
@@ -105,7 +105,10 @@
         <w:t xml:space="preserve">”</w:t>
       </w:r>
       <w:r>
-        <w:t xml:space="preserve">)</w:t>
+        <w:t xml:space="preserve"> </w:t>
+      </w:r>
+      <w:r>
+        <w:t xml:space="preserve">— extended to nine sectors at client request, 24 September 2026)</w:t>
       </w:r>
     </w:p>
     <w:p>
@@ -123,7 +126,7 @@
         <w:t xml:space="preserve"> </w:t>
       </w:r>
       <w:r>
-        <w:t xml:space="preserve">Stage 1 desk research · synthesis pass, formatted for Stage 2 review</w:t>
+        <w:t xml:space="preserve">Stage 1 desk research · synthesis pass, updated 24 September 2026 to incorporate Sector 9, formatted for Stage 2 review</w:t>
       </w:r>
     </w:p>
     <w:p>
@@ -170,7 +173,7 @@
         <w:t xml:space="preserve"> </w:t>
       </w:r>
       <w:r>
-        <w:t xml:space="preserve">23 September 2026</w:t>
+        <w:t xml:space="preserve">23 September 2026; updated 24 September 2026</w:t>
       </w:r>
     </w:p>
     <w:p>
@@ -201,6 +204,42 @@
       </w:r>
       <w:r>
         <w:t xml:space="preserve">, which predates the Sector 2–8 deep-dive pass this note draws on. Not yet Stage 2/4 verified — see the Environment Limitation note below.</w:t>
+      </w:r>
+    </w:p>
+    <w:p>
+      <w:pPr>
+        <w:pStyle w:val="BodyText"/>
+      </w:pPr>
+      <w:r>
+        <w:rPr>
+          <w:bCs/>
+          <w:b/>
+        </w:rPr>
+        <w:t xml:space="preserve">Update, 24 September 2026 — Sector 9 added.</w:t>
+      </w:r>
+      <w:r>
+        <w:t xml:space="preserve"> </w:t>
+      </w:r>
+      <w:r>
+        <w:t xml:space="preserve">Client feedback on the Sprint 1 pack asked that off-grid energy be tested on its own at Gate 1, noting it is</w:t>
+      </w:r>
+      <w:r>
+        <w:t xml:space="preserve"> </w:t>
+      </w:r>
+      <w:r>
+        <w:t xml:space="preserve">“</w:t>
+      </w:r>
+      <w:r>
+        <w:t xml:space="preserve">the one sector where Sierra Leonean companies have demonstrably absorbed international capital, with Easy Solar the flagship and Bboxx and PEG the regional exit comp,</w:t>
+      </w:r>
+      <w:r>
+        <w:t xml:space="preserve">”</w:t>
+      </w:r>
+      <w:r>
+        <w:t xml:space="preserve"> </w:t>
+      </w:r>
+      <w:r>
+        <w:t xml:space="preserve">and that it does not currently appear on the eight-sector list except indirectly under Climate. A full WS1-v1.0 pass was run against it (see the standalone Sector 9 document) and it is incorporated into the ranking below.</w:t>
       </w:r>
     </w:p>
     <w:p>
@@ -225,7 +264,7 @@
         <w:pStyle w:val="FirstParagraph"/>
       </w:pPr>
       <w:r>
-        <w:t xml:space="preserve">This is the cross-sector layer the WS1-v1.0 prompt asks for once all eight sectors have been researched individually: a single ranking, with reasoning, across AgTech (Sector 1, already in</w:t>
+        <w:t xml:space="preserve">This is the cross-sector layer the WS1-v1.0 prompt asks for once all sectors have been researched individually: a single ranking, with reasoning, across AgTech (Sector 1, already in</w:t>
       </w:r>
       <w:r>
         <w:t xml:space="preserve"> </w:t>
@@ -237,7 +276,7 @@
         <w:t xml:space="preserve">claude_B1.docx</w:t>
       </w:r>
       <w:r>
-        <w:t xml:space="preserve">) and the seven sectors deep-dived in this session (Sectors 2–8, each delivered as its own Word document). It does</w:t>
+        <w:t xml:space="preserve">), Sectors 2–8 deep-dived in this session, and Sector 9 (Off-grid energy), added 24 September 2026 at client request. It does</w:t>
       </w:r>
       <w:r>
         <w:t xml:space="preserve"> </w:t>
@@ -360,7 +399,7 @@
         <w:t xml:space="preserve">claude_B1.docx</w:t>
       </w:r>
       <w:r>
-        <w:t xml:space="preserve">. Movement is shown relative to that original ranking, which was based on the earlier, thinner Sector 2–8 drafts.</w:t>
+        <w:t xml:space="preserve">. Movement is shown relative to the original eight-sector ranking, which was based on the earlier, thinner Sector 2–8 drafts and did not include off-grid energy at all.</w:t>
       </w:r>
     </w:p>
     <w:p>
@@ -370,14 +409,14 @@
       <w:r>
         <w:drawing>
           <wp:inline>
-            <wp:extent cx="5334000" cy="2918603"/>
+            <wp:extent cx="5334000" cy="3160888"/>
             <wp:effectExtent b="0" l="0" r="0" t="0"/>
-            <wp:docPr descr="Figure 1. Updated investability ranking, all eight sectors" title="" id="24" name="Picture"/>
+            <wp:docPr descr="Figure 1. Updated investability ranking, all nine sectors" title="" id="24" name="Picture"/>
             <a:graphic>
               <a:graphicData uri="http://schemas.openxmlformats.org/drawingml/2006/picture">
                 <pic:pic>
                   <pic:nvPicPr>
-                    <pic:cNvPr descr="/home/user/felei/Research_Archive/WS1/docx/figures/synth_fig1_ranking.png" id="25" name="Picture"/>
+                    <pic:cNvPr descr="/home/user/felei/Research_Archive/WS1/docx/figures/synth_fig1_ranking_v2.png" id="25" name="Picture"/>
                     <pic:cNvPicPr>
                       <a:picLocks noChangeArrowheads="1" noChangeAspect="1"/>
                     </pic:cNvPicPr>
@@ -391,7 +430,7 @@
                   <pic:spPr bwMode="auto">
                     <a:xfrm>
                       <a:off x="0" y="0"/>
-                      <a:ext cx="5334000" cy="2918603"/>
+                      <a:ext cx="5334000" cy="3160888"/>
                     </a:xfrm>
                     <a:prstGeom prst="rect">
                       <a:avLst/>
@@ -415,7 +454,7 @@
         <w:pStyle w:val="ImageCaption"/>
       </w:pPr>
       <w:r>
-        <w:t xml:space="preserve">Figure 1. Updated investability ranking, all eight sectors</w:t>
+        <w:t xml:space="preserve">Figure 1. Updated investability ranking, all nine sectors</w:t>
       </w:r>
     </w:p>
     <w:tbl>
@@ -522,7 +561,7 @@
                 <w:bCs/>
                 <w:b/>
               </w:rPr>
-              <w:t xml:space="preserve">FinTech / financial inclusion</w:t>
+              <w:t xml:space="preserve">Off-grid energy</w:t>
             </w:r>
           </w:p>
         </w:tc>
@@ -546,19 +585,23 @@
               <w:jc w:val="left"/>
             </w:pPr>
             <w:r>
-              <w:t xml:space="preserve">— (confirmed #1)</w:t>
-            </w:r>
-          </w:p>
-        </w:tc>
-        <w:tc>
-          <w:tcPr/>
-          <w:p>
-            <w:pPr>
-              <w:pStyle w:val="Compact"/>
-              <w:jc w:val="left"/>
-            </w:pPr>
-            <w:r>
-              <w:t xml:space="preserve">Real, organic user-scale adoption (Vult, ~475,000 users) and a real lending book (Lajor, 500,000+ loans); the only Sierra-Leone-specific, named, dated DFI de-risking instrument found in the entire assessment (IFC’s ~US$10m Access Bank risk-sharing facility, 2025). Qualified by: no published revenue data for the sector’s two largest platforms, and the domestic exit route (Sierra Leone Stock Exchange) closed in mid-2024.</w:t>
+              <w:rPr>
+                <w:bCs/>
+                <w:b/>
+              </w:rPr>
+              <w:t xml:space="preserve">New sector, entering at #1</w:t>
+            </w:r>
+          </w:p>
+        </w:tc>
+        <w:tc>
+          <w:tcPr/>
+          <w:p>
+            <w:pPr>
+              <w:pStyle w:val="Compact"/>
+              <w:jc w:val="left"/>
+            </w:pPr>
+            <w:r>
+              <w:t xml:space="preserve">The strongest evidence base of any sector in this project: multiple named, in-market, revenue-generating companies (Easy Solar, Bboxx SL, Winch Energy) with real, multi-round capital-raising histories from named DFIs (Easy Solar’s US$17m across three rounds, 2020–2023; Bboxx’s US$15m InfraCo Africa convertible notes, 2022) — and a genuine, sector-specific regional M&amp;A exit precedent (Bboxx’s 2022 acquisition of PEG Africa, reportedly valued above US$200–300m) that no other sector in this assessment can show. See the standalone Sector 9 document for full detail.</w:t>
             </w:r>
           </w:p>
         </w:tc>
@@ -573,6 +616,72 @@
             </w:pPr>
             <w:r>
               <w:t xml:space="preserve">2</w:t>
+            </w:r>
+          </w:p>
+        </w:tc>
+        <w:tc>
+          <w:tcPr/>
+          <w:p>
+            <w:pPr>
+              <w:pStyle w:val="Compact"/>
+              <w:jc w:val="left"/>
+            </w:pPr>
+            <w:r>
+              <w:rPr>
+                <w:bCs/>
+                <w:b/>
+              </w:rPr>
+              <w:t xml:space="preserve">FinTech / financial inclusion</w:t>
+            </w:r>
+          </w:p>
+        </w:tc>
+        <w:tc>
+          <w:tcPr/>
+          <w:p>
+            <w:pPr>
+              <w:pStyle w:val="Compact"/>
+              <w:jc w:val="left"/>
+            </w:pPr>
+            <w:r>
+              <w:t xml:space="preserve">Investable now</w:t>
+            </w:r>
+          </w:p>
+        </w:tc>
+        <w:tc>
+          <w:tcPr/>
+          <w:p>
+            <w:pPr>
+              <w:pStyle w:val="Compact"/>
+              <w:jc w:val="left"/>
+            </w:pPr>
+            <w:r>
+              <w:t xml:space="preserve">Down one (was #1) — verdict and evidence unchanged; off-grid energy’s capital-markets validation is simply stronger</w:t>
+            </w:r>
+          </w:p>
+        </w:tc>
+        <w:tc>
+          <w:tcPr/>
+          <w:p>
+            <w:pPr>
+              <w:pStyle w:val="Compact"/>
+              <w:jc w:val="left"/>
+            </w:pPr>
+            <w:r>
+              <w:t xml:space="preserve">Real, organic user-scale adoption (Vult, ~475,000 users) and a real lending book (Lajor, 500,000+ loans); the only other Sierra-Leone-specific, named, dated DFI de-risking instrument found in the assessment (IFC’s ~US$10m Access Bank risk-sharing facility, 2025). Qualified by: no published revenue data for the sector’s two largest platforms, and the domestic exit route (Sierra Leone Stock Exchange) closed in mid-2024.</w:t>
+            </w:r>
+          </w:p>
+        </w:tc>
+      </w:tr>
+      <w:tr>
+        <w:tc>
+          <w:tcPr/>
+          <w:p>
+            <w:pPr>
+              <w:pStyle w:val="Compact"/>
+              <w:jc w:val="left"/>
+            </w:pPr>
+            <w:r>
+              <w:t xml:space="preserve">3</w:t>
             </w:r>
           </w:p>
         </w:tc>
@@ -612,7 +721,7 @@
               <w:jc w:val="left"/>
             </w:pPr>
             <w:r>
-              <w:t xml:space="preserve">— (confirmed #2)</w:t>
+              <w:t xml:space="preserve">Down one (was #2)</w:t>
             </w:r>
           </w:p>
         </w:tc>
@@ -672,7 +781,7 @@
               <w:jc w:val="left"/>
             </w:pPr>
             <w:r>
-              <w:t xml:space="preserve">3</w:t>
+              <w:t xml:space="preserve">4</w:t>
             </w:r>
           </w:p>
         </w:tc>
@@ -712,57 +821,47 @@
               <w:jc w:val="left"/>
             </w:pPr>
             <w:r>
+              <w:t xml:space="preserve">Down one (was #3, itself up from #5 in the prior update)</w:t>
+            </w:r>
+          </w:p>
+        </w:tc>
+        <w:tc>
+          <w:tcPr/>
+          <w:p>
+            <w:pPr>
+              <w:pStyle w:val="Compact"/>
+              <w:jc w:val="left"/>
+            </w:pPr>
+            <w:r>
+              <w:t xml:space="preserve">Corrects a factual error in the original draft (</w:t>
+            </w:r>
+            <w:r>
+              <w:t xml:space="preserve">“</w:t>
+            </w:r>
+            <w:r>
+              <w:t xml:space="preserve">no named venture evidenced</w:t>
+            </w:r>
+            <w:r>
+              <w:t xml:space="preserve">”</w:t>
+            </w:r>
+            <w:r>
+              <w:t xml:space="preserve">). Sierra Fishing Company is a real, 50-year-old, revenue-generating seafood business, and MIGA’s 2008 US$4.5m guarantee backing ManoCap/Sierra Investment Fund’s acquisition of its equity is the</w:t>
+            </w:r>
+            <w:r>
+              <w:t xml:space="preserve"> </w:t>
+            </w:r>
+            <w:r>
               <w:rPr>
                 <w:bCs/>
                 <w:b/>
               </w:rPr>
-              <w:t xml:space="preserve">Up from #5</w:t>
+              <w:t xml:space="preserve">strongest real, dated, DFI-backed private-equity precedent found in the original eight-sector assessment</w:t>
             </w:r>
             <w:r>
               <w:t xml:space="preserve"> </w:t>
             </w:r>
             <w:r>
-              <w:t xml:space="preserve">— the single largest ranking change in this pass</w:t>
-            </w:r>
-          </w:p>
-        </w:tc>
-        <w:tc>
-          <w:tcPr/>
-          <w:p>
-            <w:pPr>
-              <w:pStyle w:val="Compact"/>
-              <w:jc w:val="left"/>
-            </w:pPr>
-            <w:r>
-              <w:t xml:space="preserve">Corrects a factual error in the prior draft (</w:t>
-            </w:r>
-            <w:r>
-              <w:t xml:space="preserve">“</w:t>
-            </w:r>
-            <w:r>
-              <w:t xml:space="preserve">no named venture evidenced</w:t>
-            </w:r>
-            <w:r>
-              <w:t xml:space="preserve">”</w:t>
-            </w:r>
-            <w:r>
-              <w:t xml:space="preserve">). Sierra Fishing Company is a real, 50-year-old, revenue-generating seafood business, and MIGA’s 2008 US$4.5m guarantee backing ManoCap/Sierra Investment Fund’s acquisition of its equity is the</w:t>
-            </w:r>
-            <w:r>
-              <w:t xml:space="preserve"> </w:t>
-            </w:r>
-            <w:r>
-              <w:rPr>
-                <w:bCs/>
-                <w:b/>
-              </w:rPr>
-              <w:t xml:space="preserve">strongest real, dated, DFI-backed private-equity precedent found anywhere in this eight-sector assessment</w:t>
-            </w:r>
-            <w:r>
-              <w:t xml:space="preserve"> </w:t>
-            </w:r>
-            <w:r>
-              <w:t xml:space="preserve">— stronger than any precedent found in AgTech or Climate, the two sectors it now overtakes. Weighed against a serious, previously unlogged risk: Sierra Leone holds the longest-running EU IUU fishing</w:t>
+              <w:t xml:space="preserve">— though off-grid energy’s Bboxx/InfraCo and Bboxx/PEG precedents are now stronger still. Weighed against a serious, previously unlogged risk: Sierra Leone holds the longest-running EU IUU fishing</w:t>
             </w:r>
             <w:r>
               <w:t xml:space="preserve"> </w:t>
@@ -794,7 +893,7 @@
               <w:jc w:val="left"/>
             </w:pPr>
             <w:r>
-              <w:t xml:space="preserve">4</w:t>
+              <w:t xml:space="preserve">5</w:t>
             </w:r>
           </w:p>
         </w:tc>
@@ -834,34 +933,19 @@
               <w:jc w:val="left"/>
             </w:pPr>
             <w:r>
-              <w:t xml:space="preserve">Down one place (was #3), on evidence not verdict — Sector 1 predates this pass and was not re-run, but Blue economy’s newly evidenced 2008 MIGA/ManoCap transaction is a stronger, older, more directly comparable PE precedent than anything evidenced for AgTech, which justifies Blue economy overtaking it</w:t>
-            </w:r>
-          </w:p>
-        </w:tc>
-        <w:tc>
-          <w:tcPr/>
-          <w:p>
-            <w:pPr>
-              <w:pStyle w:val="Compact"/>
-              <w:jc w:val="left"/>
-            </w:pPr>
-            <w:r>
-              <w:t xml:space="preserve">Miro Forestry (DFC US$24m equity, 2023; CDC US$15m, 2015) and Planting Naturals (AgDevCo US$7m, 2025) remain real, revenue-generating, DFI-backed agribusiness and forestry assets. See</w:t>
-            </w:r>
-            <w:r>
-              <w:t xml:space="preserve"> </w:t>
-            </w:r>
-            <w:r>
-              <w:rPr>
-                <w:rStyle w:val="VerbatimChar"/>
-              </w:rPr>
-              <w:t xml:space="preserve">claude_B1.docx</w:t>
-            </w:r>
-            <w:r>
-              <w:t xml:space="preserve"> </w:t>
-            </w:r>
-            <w:r>
-              <w:t xml:space="preserve">Sector 1 for full detail — not re-run in this pass.</w:t>
+              <w:t xml:space="preserve">Down one (was #4)</w:t>
+            </w:r>
+          </w:p>
+        </w:tc>
+        <w:tc>
+          <w:tcPr/>
+          <w:p>
+            <w:pPr>
+              <w:pStyle w:val="Compact"/>
+              <w:jc w:val="left"/>
+            </w:pPr>
+            <w:r>
+              <w:t xml:space="preserve">Miro Forestry (DFC US$24m equity, 2023; CDC US$15m, 2015) and Planting Naturals (AgDevCo US$7m, 2025) remain real, revenue-generating, DFI-backed agribusiness and forestry assets. See the Sector 1 re-run document for full detail.</w:t>
             </w:r>
           </w:p>
         </w:tc>
@@ -875,7 +959,7 @@
               <w:jc w:val="left"/>
             </w:pPr>
             <w:r>
-              <w:t xml:space="preserve">5</w:t>
+              <w:t xml:space="preserve">6</w:t>
             </w:r>
           </w:p>
         </w:tc>
@@ -915,19 +999,19 @@
               <w:jc w:val="left"/>
             </w:pPr>
             <w:r>
-              <w:t xml:space="preserve">— (confirmed #4→#5, one place down as Blue economy overtakes both it and AgTech)</w:t>
-            </w:r>
-          </w:p>
-        </w:tc>
-        <w:tc>
-          <w:tcPr/>
-          <w:p>
-            <w:pPr>
-              <w:pStyle w:val="Compact"/>
-              <w:jc w:val="left"/>
-            </w:pPr>
-            <w:r>
-              <w:t xml:space="preserve">Now evidenced as three developers, not one (Gola, Miro’s separate carbon-credit line, West Africa Blue — the last backed by FSD Africa’s US$2.5m, July 2025), a materially fuller picture than the prior draft’s single-project view. Weighed against a serious, directly transferable risk: Miro’s carbon project is under live land-rights investigation, structurally paralleling Zimbabwe’s Kariba REDD+ credit-integrity collapse (same broker, same REDD+ model, same failure mode).</w:t>
+              <w:t xml:space="preserve">Down one (was #5)</w:t>
+            </w:r>
+          </w:p>
+        </w:tc>
+        <w:tc>
+          <w:tcPr/>
+          <w:p>
+            <w:pPr>
+              <w:pStyle w:val="Compact"/>
+              <w:jc w:val="left"/>
+            </w:pPr>
+            <w:r>
+              <w:t xml:space="preserve">Now evidenced as three developers, not one (Gola, Miro’s separate carbon-credit line, West Africa Blue — the last backed by FSD Africa’s US$2.5m, July 2025), a materially fuller picture than the original draft’s single-project view. Weighed against a serious, directly transferable risk: Miro’s carbon project is under live land-rights investigation, structurally paralleling Zimbabwe’s Kariba REDD+ credit-integrity collapse (same broker, same REDD+ model, same failure mode).</w:t>
             </w:r>
           </w:p>
         </w:tc>
@@ -941,7 +1025,7 @@
               <w:jc w:val="left"/>
             </w:pPr>
             <w:r>
-              <w:t xml:space="preserve">6</w:t>
+              <w:t xml:space="preserve">7</w:t>
             </w:r>
           </w:p>
         </w:tc>
@@ -981,7 +1065,7 @@
               <w:jc w:val="left"/>
             </w:pPr>
             <w:r>
-              <w:t xml:space="preserve">— (confirmed #8→#6, moving up past Logistics and HealthTech on the strength of new evidence, not a change of verdict)</w:t>
+              <w:t xml:space="preserve">Down one (was #6)</w:t>
             </w:r>
           </w:p>
         </w:tc>
@@ -1007,7 +1091,7 @@
               <w:jc w:val="left"/>
             </w:pPr>
             <w:r>
-              <w:t xml:space="preserve">7</w:t>
+              <w:t xml:space="preserve">8</w:t>
             </w:r>
           </w:p>
         </w:tc>
@@ -1047,7 +1131,7 @@
               <w:jc w:val="left"/>
             </w:pPr>
             <w:r>
-              <w:t xml:space="preserve">— (confirmed #6→#7, one place down; verdict unchanged, evidence base materially strengthened)</w:t>
+              <w:t xml:space="preserve">Down one (was #7)</w:t>
             </w:r>
           </w:p>
         </w:tc>
@@ -1089,7 +1173,7 @@
               <w:jc w:val="left"/>
             </w:pPr>
             <w:r>
-              <w:t xml:space="preserve">8</w:t>
+              <w:t xml:space="preserve">9</w:t>
             </w:r>
           </w:p>
         </w:tc>
@@ -1129,25 +1213,7 @@
               <w:jc w:val="left"/>
             </w:pPr>
             <w:r>
-              <w:t xml:space="preserve">— (confirmed #7→#8, one place down; verdict unchanged, now the clearest</w:t>
-            </w:r>
-            <w:r>
-              <w:t xml:space="preserve"> </w:t>
-            </w:r>
-            <w:r>
-              <w:t xml:space="preserve">“</w:t>
-            </w:r>
-            <w:r>
-              <w:t xml:space="preserve">last place</w:t>
-            </w:r>
-            <w:r>
-              <w:t xml:space="preserve">”</w:t>
-            </w:r>
-            <w:r>
-              <w:t xml:space="preserve"> </w:t>
-            </w:r>
-            <w:r>
-              <w:t xml:space="preserve">given an active negative trend, not just a static absence)</w:t>
+              <w:t xml:space="preserve">Down one (was #8) — still last</w:t>
             </w:r>
           </w:p>
         </w:tc>
@@ -1214,7 +1280,39 @@
         <w:t xml:space="preserve"> </w:t>
       </w:r>
       <w:r>
-        <w:t xml:space="preserve">Sectors 1–2 are genuinely investable now, through early-stage-appropriate instruments (equity, working-capital debt). Sectors 3–5 are not venture-scale but are real, evidenced opportunities for growth equity, DFI-guaranteed private equity, or project/results-based finance — this middle tier is materially stronger than the prior draft showed, principally because of the Blue economy correction. Sectors 6–8 are not investable through any private-capital instrument on current evidence, but differ in</w:t>
+        <w:t xml:space="preserve">Sectors 1–3 are genuinely investable now, through early-stage-appropriate or growth-stage instruments (equity, convertible debt, working-capital debt). Off-grid energy’s #1 position should be treated as a live question for the Advisory Group, not a settled fact: it wins on</w:t>
+      </w:r>
+      <w:r>
+        <w:t xml:space="preserve"> </w:t>
+      </w:r>
+      <w:r>
+        <w:rPr>
+          <w:iCs/>
+          <w:i/>
+        </w:rPr>
+        <w:t xml:space="preserve">capital-markets</w:t>
+      </w:r>
+      <w:r>
+        <w:t xml:space="preserve"> </w:t>
+      </w:r>
+      <w:r>
+        <w:t xml:space="preserve">evidence (multi-round DFI funding, a real regional exit), while FinTech’s Vult shows stronger</w:t>
+      </w:r>
+      <w:r>
+        <w:t xml:space="preserve"> </w:t>
+      </w:r>
+      <w:r>
+        <w:rPr>
+          <w:iCs/>
+          <w:i/>
+        </w:rPr>
+        <w:t xml:space="preserve">domestic organic</w:t>
+      </w:r>
+      <w:r>
+        <w:t xml:space="preserve"> </w:t>
+      </w:r>
+      <w:r>
+        <w:t xml:space="preserve">user growth — these are different kinds of validation, and which the fund’s mandate should weight more heavily is a Gate 1 decision, not a desk-research one. Sectors 4–6 are not venture-scale but are real, evidenced opportunities for growth equity, DFI-guaranteed private equity, or project/results-based finance. Sectors 7–9 are not investable through any private-capital instrument on current evidence, but differ in</w:t>
       </w:r>
       <w:r>
         <w:t xml:space="preserve"> </w:t>
